--- a/02_Word規程ドラフト/職務権限規程_ドラフト.docx
+++ b/02_Word規程ドラフト/職務権限規程_ドラフト.docx
@@ -370,6 +370,21 @@
           <w:b w:val="0"/>
           <w:i w:val="0"/>
         </w:rPr>
+        <w:t>決裁権限基準表に定める金額基準は、消費税を含む総額を基準とする。ただし、継続取引、月額契約、分割発注その他実質的に一体の取引と認められる場合は、年間見込額又は契約期間総額を基準とする。</w:t>
+      </w:r>
+    </w:p>
+    <w:p>
+      <w:pPr>
+        <w:pStyle w:val="ListNumber"/>
+        <w:spacing w:before="0" w:after="160" w:line="280" w:lineRule="auto"/>
+        <w:ind w:left="720" w:hanging="360"/>
+      </w:pPr>
+      <w:r>
+        <w:rPr>
+          <w:rFonts w:ascii="Arial Unicode MS" w:hAnsi="Arial Unicode MS" w:eastAsia="Arial Unicode MS" w:cs="Arial Unicode MS"/>
+          <w:b w:val="0"/>
+          <w:i w:val="0"/>
+        </w:rPr>
         <w:t>重要事項は、取締役会に付議する。</w:t>
       </w:r>
     </w:p>
@@ -586,6 +601,21 @@
           <w:i w:val="0"/>
         </w:rPr>
         <w:t>その他法令、定款又は取締役会規程に定める事項</w:t>
+      </w:r>
+    </w:p>
+    <w:p>
+      <w:pPr>
+        <w:pStyle w:val="ListNumber"/>
+        <w:spacing w:before="0" w:after="160" w:line="280" w:lineRule="auto"/>
+        <w:ind w:left="720" w:hanging="360"/>
+      </w:pPr>
+      <w:r>
+        <w:rPr>
+          <w:rFonts w:ascii="Arial Unicode MS" w:hAnsi="Arial Unicode MS" w:eastAsia="Arial Unicode MS" w:cs="Arial Unicode MS"/>
+          <w:b w:val="0"/>
+          <w:i w:val="0"/>
+        </w:rPr>
+        <w:t>前項にかかわらず、緊急を要し取締役会の決議を事前に得ることが困難な場合は、代表取締役社長が必要な措置を行い、次回の取締役会に報告し、必要に応じて追認を受けるものとする。</w:t>
       </w:r>
     </w:p>
     <w:p>
@@ -872,7 +902,7 @@
                 <w:i w:val="0"/>
                 <w:sz w:val="18"/>
               </w:rPr>
-              <w:t>担当者</w:t>
+              <w:t>申請・起案</w:t>
             </w:r>
           </w:p>
         </w:tc>
@@ -893,7 +923,7 @@
                 <w:i w:val="0"/>
                 <w:sz w:val="18"/>
               </w:rPr>
-              <w:t>管理部確認</w:t>
+              <w:t>確認者</w:t>
             </w:r>
           </w:p>
         </w:tc>
@@ -935,7 +965,7 @@
                 <w:i w:val="0"/>
                 <w:sz w:val="18"/>
               </w:rPr>
-              <w:t>取締役会決議</w:t>
+              <w:t>取締役会決議・報告</w:t>
             </w:r>
           </w:p>
         </w:tc>
@@ -977,7 +1007,7 @@
                 <w:i w:val="0"/>
                 <w:sz w:val="18"/>
               </w:rPr>
-              <w:t>申請</w:t>
+              <w:t>利用者</w:t>
             </w:r>
           </w:p>
         </w:tc>
@@ -997,7 +1027,7 @@
                 <w:i w:val="0"/>
                 <w:sz w:val="18"/>
               </w:rPr>
-              <w:t>出水又は管理本部が確認</w:t>
+              <w:t>マネーフォワード上の承認ルートに従い確認</w:t>
             </w:r>
           </w:p>
         </w:tc>
@@ -1037,7 +1067,7 @@
                 <w:i w:val="0"/>
                 <w:sz w:val="18"/>
               </w:rPr>
-              <w:t>重要又は多額の場合</w:t>
+              <w:t>重要又は例外的な場合は報告</w:t>
             </w:r>
           </w:p>
         </w:tc>
@@ -1079,7 +1109,7 @@
                 <w:i w:val="0"/>
                 <w:sz w:val="18"/>
               </w:rPr>
-              <w:t>申請</w:t>
+              <w:t>担当者</w:t>
             </w:r>
           </w:p>
         </w:tc>
@@ -1099,7 +1129,7 @@
                 <w:i w:val="0"/>
                 <w:sz w:val="18"/>
               </w:rPr>
-              <w:t>出水又は管理本部が確認</w:t>
+              <w:t>管理部又は部門責任者が確認</w:t>
             </w:r>
           </w:p>
         </w:tc>
@@ -1119,7 +1149,7 @@
                 <w:i w:val="0"/>
                 <w:sz w:val="18"/>
               </w:rPr>
-              <w:t>必要に応じ決裁</w:t>
+              <w:t>必要に応じ伊藤翔が決裁</w:t>
             </w:r>
           </w:p>
         </w:tc>
@@ -1139,7 +1169,7 @@
                 <w:i w:val="0"/>
                 <w:sz w:val="18"/>
               </w:rPr>
-              <w:t>重要又は例外的な場合</w:t>
+              <w:t>重要又は例外的な場合は報告</w:t>
             </w:r>
           </w:p>
         </w:tc>
@@ -1161,7 +1191,7 @@
                 <w:i w:val="0"/>
                 <w:sz w:val="18"/>
               </w:rPr>
-              <w:t>10万円以上の支出</w:t>
+              <w:t>10万円以上50万円未満の支出</w:t>
             </w:r>
           </w:p>
         </w:tc>
@@ -1181,7 +1211,7 @@
                 <w:i w:val="0"/>
                 <w:sz w:val="18"/>
               </w:rPr>
-              <w:t>起案</w:t>
+              <w:t>担当者又は部門責任者</w:t>
             </w:r>
           </w:p>
         </w:tc>
@@ -1201,7 +1231,7 @@
                 <w:i w:val="0"/>
                 <w:sz w:val="18"/>
               </w:rPr>
-              <w:t>出水又は管理本部が確認</w:t>
+              <w:t>管理部が予算、必要性、証憑を確認</w:t>
             </w:r>
           </w:p>
         </w:tc>
@@ -1241,7 +1271,7 @@
                 <w:i w:val="0"/>
                 <w:sz w:val="18"/>
               </w:rPr>
-              <w:t>重要又は多額の場合</w:t>
+              <w:t>必要に応じ報告</w:t>
             </w:r>
           </w:p>
         </w:tc>
@@ -1263,7 +1293,7 @@
                 <w:i w:val="0"/>
                 <w:sz w:val="18"/>
               </w:rPr>
-              <w:t>契約締結</w:t>
+              <w:t>50万円以上100万円未満の支出</w:t>
             </w:r>
           </w:p>
         </w:tc>
@@ -1283,7 +1313,7 @@
                 <w:i w:val="0"/>
                 <w:sz w:val="18"/>
               </w:rPr>
-              <w:t>起案</w:t>
+              <w:t>部門責任者</w:t>
             </w:r>
           </w:p>
         </w:tc>
@@ -1303,7 +1333,313 @@
                 <w:i w:val="0"/>
                 <w:sz w:val="18"/>
               </w:rPr>
-              <w:t>塚原が契約内容を確認</w:t>
+              <w:t>管理部が予算、資金繰り、契約条件を確認</w:t>
+            </w:r>
+          </w:p>
+        </w:tc>
+        <w:tc>
+          <w:tcPr>
+            <w:tcW w:type="dxa" w:w="1872"/>
+            <w:vAlign w:val="top"/>
+          </w:tcPr>
+          <w:p>
+            <w:pPr>
+              <w:spacing w:before="0" w:after="0" w:line="264" w:lineRule="auto"/>
+            </w:pPr>
+            <w:r>
+              <w:rPr>
+                <w:rFonts w:ascii="Arial Unicode MS" w:hAnsi="Arial Unicode MS" w:eastAsia="Arial Unicode MS" w:cs="Arial Unicode MS"/>
+                <w:b w:val="0"/>
+                <w:i w:val="0"/>
+                <w:sz w:val="18"/>
+              </w:rPr>
+              <w:t>伊藤翔が事前承認</w:t>
+            </w:r>
+          </w:p>
+        </w:tc>
+        <w:tc>
+          <w:tcPr>
+            <w:tcW w:type="dxa" w:w="1872"/>
+            <w:vAlign w:val="top"/>
+          </w:tcPr>
+          <w:p>
+            <w:pPr>
+              <w:spacing w:before="0" w:after="0" w:line="264" w:lineRule="auto"/>
+            </w:pPr>
+            <w:r>
+              <w:rPr>
+                <w:rFonts w:ascii="Arial Unicode MS" w:hAnsi="Arial Unicode MS" w:eastAsia="Arial Unicode MS" w:cs="Arial Unicode MS"/>
+                <w:b w:val="0"/>
+                <w:i w:val="0"/>
+                <w:sz w:val="18"/>
+              </w:rPr>
+              <w:t>経営会議又は取締役会に報告</w:t>
+            </w:r>
+          </w:p>
+        </w:tc>
+      </w:tr>
+      <w:tr>
+        <w:tc>
+          <w:tcPr>
+            <w:tcW w:type="dxa" w:w="1872"/>
+            <w:vAlign w:val="top"/>
+          </w:tcPr>
+          <w:p>
+            <w:pPr>
+              <w:spacing w:before="0" w:after="0" w:line="264" w:lineRule="auto"/>
+            </w:pPr>
+            <w:r>
+              <w:rPr>
+                <w:rFonts w:ascii="Arial Unicode MS" w:hAnsi="Arial Unicode MS" w:eastAsia="Arial Unicode MS" w:cs="Arial Unicode MS"/>
+                <w:b w:val="0"/>
+                <w:i w:val="0"/>
+                <w:sz w:val="18"/>
+              </w:rPr>
+              <w:t>100万円以上の支出</w:t>
+            </w:r>
+          </w:p>
+        </w:tc>
+        <w:tc>
+          <w:tcPr>
+            <w:tcW w:type="dxa" w:w="1872"/>
+            <w:vAlign w:val="top"/>
+          </w:tcPr>
+          <w:p>
+            <w:pPr>
+              <w:spacing w:before="0" w:after="0" w:line="264" w:lineRule="auto"/>
+            </w:pPr>
+            <w:r>
+              <w:rPr>
+                <w:rFonts w:ascii="Arial Unicode MS" w:hAnsi="Arial Unicode MS" w:eastAsia="Arial Unicode MS" w:cs="Arial Unicode MS"/>
+                <w:b w:val="0"/>
+                <w:i w:val="0"/>
+                <w:sz w:val="18"/>
+              </w:rPr>
+              <w:t>部門責任者</w:t>
+            </w:r>
+          </w:p>
+        </w:tc>
+        <w:tc>
+          <w:tcPr>
+            <w:tcW w:type="dxa" w:w="1872"/>
+            <w:vAlign w:val="top"/>
+          </w:tcPr>
+          <w:p>
+            <w:pPr>
+              <w:spacing w:before="0" w:after="0" w:line="264" w:lineRule="auto"/>
+            </w:pPr>
+            <w:r>
+              <w:rPr>
+                <w:rFonts w:ascii="Arial Unicode MS" w:hAnsi="Arial Unicode MS" w:eastAsia="Arial Unicode MS" w:cs="Arial Unicode MS"/>
+                <w:b w:val="0"/>
+                <w:i w:val="0"/>
+                <w:sz w:val="18"/>
+              </w:rPr>
+              <w:t>管理部が予算、資金繰り、契約条件を確認</w:t>
+            </w:r>
+          </w:p>
+        </w:tc>
+        <w:tc>
+          <w:tcPr>
+            <w:tcW w:type="dxa" w:w="1872"/>
+            <w:vAlign w:val="top"/>
+          </w:tcPr>
+          <w:p>
+            <w:pPr>
+              <w:spacing w:before="0" w:after="0" w:line="264" w:lineRule="auto"/>
+            </w:pPr>
+            <w:r>
+              <w:rPr>
+                <w:rFonts w:ascii="Arial Unicode MS" w:hAnsi="Arial Unicode MS" w:eastAsia="Arial Unicode MS" w:cs="Arial Unicode MS"/>
+                <w:b w:val="0"/>
+                <w:i w:val="0"/>
+                <w:sz w:val="18"/>
+              </w:rPr>
+              <w:t>伊藤翔が事前確認</w:t>
+            </w:r>
+          </w:p>
+        </w:tc>
+        <w:tc>
+          <w:tcPr>
+            <w:tcW w:type="dxa" w:w="1872"/>
+            <w:vAlign w:val="top"/>
+          </w:tcPr>
+          <w:p>
+            <w:pPr>
+              <w:spacing w:before="0" w:after="0" w:line="264" w:lineRule="auto"/>
+            </w:pPr>
+            <w:r>
+              <w:rPr>
+                <w:rFonts w:ascii="Arial Unicode MS" w:hAnsi="Arial Unicode MS" w:eastAsia="Arial Unicode MS" w:cs="Arial Unicode MS"/>
+                <w:b w:val="0"/>
+                <w:i w:val="0"/>
+                <w:sz w:val="18"/>
+              </w:rPr>
+              <w:t>原則として取締役会決議</w:t>
+            </w:r>
+          </w:p>
+        </w:tc>
+      </w:tr>
+      <w:tr>
+        <w:tc>
+          <w:tcPr>
+            <w:tcW w:type="dxa" w:w="1872"/>
+            <w:vAlign w:val="top"/>
+          </w:tcPr>
+          <w:p>
+            <w:pPr>
+              <w:spacing w:before="0" w:after="0" w:line="264" w:lineRule="auto"/>
+            </w:pPr>
+            <w:r>
+              <w:rPr>
+                <w:rFonts w:ascii="Arial Unicode MS" w:hAnsi="Arial Unicode MS" w:eastAsia="Arial Unicode MS" w:cs="Arial Unicode MS"/>
+                <w:b w:val="0"/>
+                <w:i w:val="0"/>
+                <w:sz w:val="18"/>
+              </w:rPr>
+              <w:t>予算外支出</w:t>
+            </w:r>
+          </w:p>
+        </w:tc>
+        <w:tc>
+          <w:tcPr>
+            <w:tcW w:type="dxa" w:w="1872"/>
+            <w:vAlign w:val="top"/>
+          </w:tcPr>
+          <w:p>
+            <w:pPr>
+              <w:spacing w:before="0" w:after="0" w:line="264" w:lineRule="auto"/>
+            </w:pPr>
+            <w:r>
+              <w:rPr>
+                <w:rFonts w:ascii="Arial Unicode MS" w:hAnsi="Arial Unicode MS" w:eastAsia="Arial Unicode MS" w:cs="Arial Unicode MS"/>
+                <w:b w:val="0"/>
+                <w:i w:val="0"/>
+                <w:sz w:val="18"/>
+              </w:rPr>
+              <w:t>担当者又は部門責任者</w:t>
+            </w:r>
+          </w:p>
+        </w:tc>
+        <w:tc>
+          <w:tcPr>
+            <w:tcW w:type="dxa" w:w="1872"/>
+            <w:vAlign w:val="top"/>
+          </w:tcPr>
+          <w:p>
+            <w:pPr>
+              <w:spacing w:before="0" w:after="0" w:line="264" w:lineRule="auto"/>
+            </w:pPr>
+            <w:r>
+              <w:rPr>
+                <w:rFonts w:ascii="Arial Unicode MS" w:hAnsi="Arial Unicode MS" w:eastAsia="Arial Unicode MS" w:cs="Arial Unicode MS"/>
+                <w:b w:val="0"/>
+                <w:i w:val="0"/>
+                <w:sz w:val="18"/>
+              </w:rPr>
+              <w:t>管理部が予算外理由と資金繰りを確認</w:t>
+            </w:r>
+          </w:p>
+        </w:tc>
+        <w:tc>
+          <w:tcPr>
+            <w:tcW w:type="dxa" w:w="1872"/>
+            <w:vAlign w:val="top"/>
+          </w:tcPr>
+          <w:p>
+            <w:pPr>
+              <w:spacing w:before="0" w:after="0" w:line="264" w:lineRule="auto"/>
+            </w:pPr>
+            <w:r>
+              <w:rPr>
+                <w:rFonts w:ascii="Arial Unicode MS" w:hAnsi="Arial Unicode MS" w:eastAsia="Arial Unicode MS" w:cs="Arial Unicode MS"/>
+                <w:b w:val="0"/>
+                <w:i w:val="0"/>
+                <w:sz w:val="18"/>
+              </w:rPr>
+              <w:t>10万円以上は伊藤翔が事前承認</w:t>
+            </w:r>
+          </w:p>
+        </w:tc>
+        <w:tc>
+          <w:tcPr>
+            <w:tcW w:type="dxa" w:w="1872"/>
+            <w:vAlign w:val="top"/>
+          </w:tcPr>
+          <w:p>
+            <w:pPr>
+              <w:spacing w:before="0" w:after="0" w:line="264" w:lineRule="auto"/>
+            </w:pPr>
+            <w:r>
+              <w:rPr>
+                <w:rFonts w:ascii="Arial Unicode MS" w:hAnsi="Arial Unicode MS" w:eastAsia="Arial Unicode MS" w:cs="Arial Unicode MS"/>
+                <w:b w:val="0"/>
+                <w:i w:val="0"/>
+                <w:sz w:val="18"/>
+              </w:rPr>
+              <w:t>50万円以上は経営会議又は取締役会に報告、100万円以上は原則決議</w:t>
+            </w:r>
+          </w:p>
+        </w:tc>
+      </w:tr>
+      <w:tr>
+        <w:tc>
+          <w:tcPr>
+            <w:tcW w:type="dxa" w:w="1872"/>
+            <w:vAlign w:val="top"/>
+          </w:tcPr>
+          <w:p>
+            <w:pPr>
+              <w:spacing w:before="0" w:after="0" w:line="264" w:lineRule="auto"/>
+            </w:pPr>
+            <w:r>
+              <w:rPr>
+                <w:rFonts w:ascii="Arial Unicode MS" w:hAnsi="Arial Unicode MS" w:eastAsia="Arial Unicode MS" w:cs="Arial Unicode MS"/>
+                <w:b w:val="0"/>
+                <w:i w:val="0"/>
+                <w:sz w:val="18"/>
+              </w:rPr>
+              <w:t>契約締結、変更、解除</w:t>
+            </w:r>
+          </w:p>
+        </w:tc>
+        <w:tc>
+          <w:tcPr>
+            <w:tcW w:type="dxa" w:w="1872"/>
+            <w:vAlign w:val="top"/>
+          </w:tcPr>
+          <w:p>
+            <w:pPr>
+              <w:spacing w:before="0" w:after="0" w:line="264" w:lineRule="auto"/>
+            </w:pPr>
+            <w:r>
+              <w:rPr>
+                <w:rFonts w:ascii="Arial Unicode MS" w:hAnsi="Arial Unicode MS" w:eastAsia="Arial Unicode MS" w:cs="Arial Unicode MS"/>
+                <w:b w:val="0"/>
+                <w:i w:val="0"/>
+                <w:sz w:val="18"/>
+              </w:rPr>
+              <w:t>担当者又は部門責任者</w:t>
+            </w:r>
+          </w:p>
+        </w:tc>
+        <w:tc>
+          <w:tcPr>
+            <w:tcW w:type="dxa" w:w="1872"/>
+            <w:vAlign w:val="top"/>
+          </w:tcPr>
+          <w:p>
+            <w:pPr>
+              <w:spacing w:before="0" w:after="0" w:line="264" w:lineRule="auto"/>
+            </w:pPr>
+            <w:r>
+              <w:rPr>
+                <w:rFonts w:ascii="Arial Unicode MS" w:hAnsi="Arial Unicode MS" w:eastAsia="Arial Unicode MS" w:cs="Arial Unicode MS"/>
+                <w:b w:val="0"/>
+                <w:i w:val="0"/>
+                <w:sz w:val="18"/>
+              </w:rPr>
+              <w:t>塚原が契約内容を確認し、必要に応じ管理部が確認</w:t>
             </w:r>
           </w:p>
         </w:tc>
@@ -1343,7 +1679,7 @@
                 <w:i w:val="0"/>
                 <w:sz w:val="18"/>
               </w:rPr>
-              <w:t>重要契約の場合</w:t>
+              <w:t>重要契約、長期契約、例外条件を含む契約は取締役会に付議又は報告</w:t>
             </w:r>
           </w:p>
         </w:tc>
@@ -1365,7 +1701,7 @@
                 <w:i w:val="0"/>
                 <w:sz w:val="18"/>
               </w:rPr>
-              <w:t>発注・外注</w:t>
+              <w:t>顧客向け見積、値引、返金</w:t>
             </w:r>
           </w:p>
         </w:tc>
@@ -1385,7 +1721,7 @@
                 <w:i w:val="0"/>
                 <w:sz w:val="18"/>
               </w:rPr>
-              <w:t>起案</w:t>
+              <w:t>担当者又は部門責任者</w:t>
             </w:r>
           </w:p>
         </w:tc>
@@ -1405,7 +1741,109 @@
                 <w:i w:val="0"/>
                 <w:sz w:val="18"/>
               </w:rPr>
-              <w:t>出水又は管理本部が確認</w:t>
+              <w:t>管理部又は営業責任者が確認</w:t>
+            </w:r>
+          </w:p>
+        </w:tc>
+        <w:tc>
+          <w:tcPr>
+            <w:tcW w:type="dxa" w:w="1872"/>
+            <w:vAlign w:val="top"/>
+          </w:tcPr>
+          <w:p>
+            <w:pPr>
+              <w:spacing w:before="0" w:after="0" w:line="264" w:lineRule="auto"/>
+            </w:pPr>
+            <w:r>
+              <w:rPr>
+                <w:rFonts w:ascii="Arial Unicode MS" w:hAnsi="Arial Unicode MS" w:eastAsia="Arial Unicode MS" w:cs="Arial Unicode MS"/>
+                <w:b w:val="0"/>
+                <w:i w:val="0"/>
+                <w:sz w:val="18"/>
+              </w:rPr>
+              <w:t>重要又は例外的な場合は伊藤翔が決裁</w:t>
+            </w:r>
+          </w:p>
+        </w:tc>
+        <w:tc>
+          <w:tcPr>
+            <w:tcW w:type="dxa" w:w="1872"/>
+            <w:vAlign w:val="top"/>
+          </w:tcPr>
+          <w:p>
+            <w:pPr>
+              <w:spacing w:before="0" w:after="0" w:line="264" w:lineRule="auto"/>
+            </w:pPr>
+            <w:r>
+              <w:rPr>
+                <w:rFonts w:ascii="Arial Unicode MS" w:hAnsi="Arial Unicode MS" w:eastAsia="Arial Unicode MS" w:cs="Arial Unicode MS"/>
+                <w:b w:val="0"/>
+                <w:i w:val="0"/>
+                <w:sz w:val="18"/>
+              </w:rPr>
+              <w:t>多額又は重要な場合は報告</w:t>
+            </w:r>
+          </w:p>
+        </w:tc>
+      </w:tr>
+      <w:tr>
+        <w:tc>
+          <w:tcPr>
+            <w:tcW w:type="dxa" w:w="1872"/>
+            <w:vAlign w:val="top"/>
+          </w:tcPr>
+          <w:p>
+            <w:pPr>
+              <w:spacing w:before="0" w:after="0" w:line="264" w:lineRule="auto"/>
+            </w:pPr>
+            <w:r>
+              <w:rPr>
+                <w:rFonts w:ascii="Arial Unicode MS" w:hAnsi="Arial Unicode MS" w:eastAsia="Arial Unicode MS" w:cs="Arial Unicode MS"/>
+                <w:b w:val="0"/>
+                <w:i w:val="0"/>
+                <w:sz w:val="18"/>
+              </w:rPr>
+              <w:t>発注・購買</w:t>
+            </w:r>
+          </w:p>
+        </w:tc>
+        <w:tc>
+          <w:tcPr>
+            <w:tcW w:type="dxa" w:w="1872"/>
+            <w:vAlign w:val="top"/>
+          </w:tcPr>
+          <w:p>
+            <w:pPr>
+              <w:spacing w:before="0" w:after="0" w:line="264" w:lineRule="auto"/>
+            </w:pPr>
+            <w:r>
+              <w:rPr>
+                <w:rFonts w:ascii="Arial Unicode MS" w:hAnsi="Arial Unicode MS" w:eastAsia="Arial Unicode MS" w:cs="Arial Unicode MS"/>
+                <w:b w:val="0"/>
+                <w:i w:val="0"/>
+                <w:sz w:val="18"/>
+              </w:rPr>
+              <w:t>担当者又は部門責任者</w:t>
+            </w:r>
+          </w:p>
+        </w:tc>
+        <w:tc>
+          <w:tcPr>
+            <w:tcW w:type="dxa" w:w="1872"/>
+            <w:vAlign w:val="top"/>
+          </w:tcPr>
+          <w:p>
+            <w:pPr>
+              <w:spacing w:before="0" w:after="0" w:line="264" w:lineRule="auto"/>
+            </w:pPr>
+            <w:r>
+              <w:rPr>
+                <w:rFonts w:ascii="Arial Unicode MS" w:hAnsi="Arial Unicode MS" w:eastAsia="Arial Unicode MS" w:cs="Arial Unicode MS"/>
+                <w:b w:val="0"/>
+                <w:i w:val="0"/>
+                <w:sz w:val="18"/>
+              </w:rPr>
+              <w:t>管理部が取引先、金額、予算を確認</w:t>
             </w:r>
           </w:p>
         </w:tc>
@@ -1445,7 +1883,109 @@
                 <w:i w:val="0"/>
                 <w:sz w:val="18"/>
               </w:rPr>
-              <w:t>重要又は多額の場合</w:t>
+              <w:t>100万円以上又は重要な場合は取締役会に付議又は報告</w:t>
+            </w:r>
+          </w:p>
+        </w:tc>
+      </w:tr>
+      <w:tr>
+        <w:tc>
+          <w:tcPr>
+            <w:tcW w:type="dxa" w:w="1872"/>
+            <w:vAlign w:val="top"/>
+          </w:tcPr>
+          <w:p>
+            <w:pPr>
+              <w:spacing w:before="0" w:after="0" w:line="264" w:lineRule="auto"/>
+            </w:pPr>
+            <w:r>
+              <w:rPr>
+                <w:rFonts w:ascii="Arial Unicode MS" w:hAnsi="Arial Unicode MS" w:eastAsia="Arial Unicode MS" w:cs="Arial Unicode MS"/>
+                <w:b w:val="0"/>
+                <w:i w:val="0"/>
+                <w:sz w:val="18"/>
+              </w:rPr>
+              <w:t>外注・業務委託</w:t>
+            </w:r>
+          </w:p>
+        </w:tc>
+        <w:tc>
+          <w:tcPr>
+            <w:tcW w:type="dxa" w:w="1872"/>
+            <w:vAlign w:val="top"/>
+          </w:tcPr>
+          <w:p>
+            <w:pPr>
+              <w:spacing w:before="0" w:after="0" w:line="264" w:lineRule="auto"/>
+            </w:pPr>
+            <w:r>
+              <w:rPr>
+                <w:rFonts w:ascii="Arial Unicode MS" w:hAnsi="Arial Unicode MS" w:eastAsia="Arial Unicode MS" w:cs="Arial Unicode MS"/>
+                <w:b w:val="0"/>
+                <w:i w:val="0"/>
+                <w:sz w:val="18"/>
+              </w:rPr>
+              <w:t>担当者又は部門責任者</w:t>
+            </w:r>
+          </w:p>
+        </w:tc>
+        <w:tc>
+          <w:tcPr>
+            <w:tcW w:type="dxa" w:w="1872"/>
+            <w:vAlign w:val="top"/>
+          </w:tcPr>
+          <w:p>
+            <w:pPr>
+              <w:spacing w:before="0" w:after="0" w:line="264" w:lineRule="auto"/>
+            </w:pPr>
+            <w:r>
+              <w:rPr>
+                <w:rFonts w:ascii="Arial Unicode MS" w:hAnsi="Arial Unicode MS" w:eastAsia="Arial Unicode MS" w:cs="Arial Unicode MS"/>
+                <w:b w:val="0"/>
+                <w:i w:val="0"/>
+                <w:sz w:val="18"/>
+              </w:rPr>
+              <w:t>管理部及び塚原が契約、成果物、情報管理を確認</w:t>
+            </w:r>
+          </w:p>
+        </w:tc>
+        <w:tc>
+          <w:tcPr>
+            <w:tcW w:type="dxa" w:w="1872"/>
+            <w:vAlign w:val="top"/>
+          </w:tcPr>
+          <w:p>
+            <w:pPr>
+              <w:spacing w:before="0" w:after="0" w:line="264" w:lineRule="auto"/>
+            </w:pPr>
+            <w:r>
+              <w:rPr>
+                <w:rFonts w:ascii="Arial Unicode MS" w:hAnsi="Arial Unicode MS" w:eastAsia="Arial Unicode MS" w:cs="Arial Unicode MS"/>
+                <w:b w:val="0"/>
+                <w:i w:val="0"/>
+                <w:sz w:val="18"/>
+              </w:rPr>
+              <w:t>10万円以上は伊藤翔が事前承認</w:t>
+            </w:r>
+          </w:p>
+        </w:tc>
+        <w:tc>
+          <w:tcPr>
+            <w:tcW w:type="dxa" w:w="1872"/>
+            <w:vAlign w:val="top"/>
+          </w:tcPr>
+          <w:p>
+            <w:pPr>
+              <w:spacing w:before="0" w:after="0" w:line="264" w:lineRule="auto"/>
+            </w:pPr>
+            <w:r>
+              <w:rPr>
+                <w:rFonts w:ascii="Arial Unicode MS" w:hAnsi="Arial Unicode MS" w:eastAsia="Arial Unicode MS" w:cs="Arial Unicode MS"/>
+                <w:b w:val="0"/>
+                <w:i w:val="0"/>
+                <w:sz w:val="18"/>
+              </w:rPr>
+              <w:t>100万円以上、重要開発、知財・個人情報に重要な影響がある場合は取締役会に付議又は報告</w:t>
             </w:r>
           </w:p>
         </w:tc>
@@ -1487,7 +2027,7 @@
                 <w:i w:val="0"/>
                 <w:sz w:val="18"/>
               </w:rPr>
-              <w:t>起案</w:t>
+              <w:t>部門責任者</w:t>
             </w:r>
           </w:p>
         </w:tc>
@@ -1507,7 +2047,7 @@
                 <w:i w:val="0"/>
                 <w:sz w:val="18"/>
               </w:rPr>
-              <w:t>出水又は人事が確認</w:t>
+              <w:t>管理部又は人事が条件、予算、雇用形態を確認</w:t>
             </w:r>
           </w:p>
         </w:tc>
@@ -1527,7 +2067,7 @@
                 <w:i w:val="0"/>
                 <w:sz w:val="18"/>
               </w:rPr>
-              <w:t>原則決裁</w:t>
+              <w:t>伊藤翔が決裁</w:t>
             </w:r>
           </w:p>
         </w:tc>
@@ -1547,7 +2087,109 @@
                 <w:i w:val="0"/>
                 <w:sz w:val="18"/>
               </w:rPr>
-              <w:t>役員・重要人事の場合</w:t>
+              <w:t>役員、執行役員、重要人事は取締役会決議</w:t>
+            </w:r>
+          </w:p>
+        </w:tc>
+      </w:tr>
+      <w:tr>
+        <w:tc>
+          <w:tcPr>
+            <w:tcW w:type="dxa" w:w="1872"/>
+            <w:vAlign w:val="top"/>
+          </w:tcPr>
+          <w:p>
+            <w:pPr>
+              <w:spacing w:before="0" w:after="0" w:line="264" w:lineRule="auto"/>
+            </w:pPr>
+            <w:r>
+              <w:rPr>
+                <w:rFonts w:ascii="Arial Unicode MS" w:hAnsi="Arial Unicode MS" w:eastAsia="Arial Unicode MS" w:cs="Arial Unicode MS"/>
+                <w:b w:val="0"/>
+                <w:i w:val="0"/>
+                <w:sz w:val="18"/>
+              </w:rPr>
+              <w:t>給与、報酬、評価</w:t>
+            </w:r>
+          </w:p>
+        </w:tc>
+        <w:tc>
+          <w:tcPr>
+            <w:tcW w:type="dxa" w:w="1872"/>
+            <w:vAlign w:val="top"/>
+          </w:tcPr>
+          <w:p>
+            <w:pPr>
+              <w:spacing w:before="0" w:after="0" w:line="264" w:lineRule="auto"/>
+            </w:pPr>
+            <w:r>
+              <w:rPr>
+                <w:rFonts w:ascii="Arial Unicode MS" w:hAnsi="Arial Unicode MS" w:eastAsia="Arial Unicode MS" w:cs="Arial Unicode MS"/>
+                <w:b w:val="0"/>
+                <w:i w:val="0"/>
+                <w:sz w:val="18"/>
+              </w:rPr>
+              <w:t>管理部又は部門責任者</w:t>
+            </w:r>
+          </w:p>
+        </w:tc>
+        <w:tc>
+          <w:tcPr>
+            <w:tcW w:type="dxa" w:w="1872"/>
+            <w:vAlign w:val="top"/>
+          </w:tcPr>
+          <w:p>
+            <w:pPr>
+              <w:spacing w:before="0" w:after="0" w:line="264" w:lineRule="auto"/>
+            </w:pPr>
+            <w:r>
+              <w:rPr>
+                <w:rFonts w:ascii="Arial Unicode MS" w:hAnsi="Arial Unicode MS" w:eastAsia="Arial Unicode MS" w:cs="Arial Unicode MS"/>
+                <w:b w:val="0"/>
+                <w:i w:val="0"/>
+                <w:sz w:val="18"/>
+              </w:rPr>
+              <w:t>管理部又は人事が確認</w:t>
+            </w:r>
+          </w:p>
+        </w:tc>
+        <w:tc>
+          <w:tcPr>
+            <w:tcW w:type="dxa" w:w="1872"/>
+            <w:vAlign w:val="top"/>
+          </w:tcPr>
+          <w:p>
+            <w:pPr>
+              <w:spacing w:before="0" w:after="0" w:line="264" w:lineRule="auto"/>
+            </w:pPr>
+            <w:r>
+              <w:rPr>
+                <w:rFonts w:ascii="Arial Unicode MS" w:hAnsi="Arial Unicode MS" w:eastAsia="Arial Unicode MS" w:cs="Arial Unicode MS"/>
+                <w:b w:val="0"/>
+                <w:i w:val="0"/>
+                <w:sz w:val="18"/>
+              </w:rPr>
+              <w:t>伊藤翔が決裁</w:t>
+            </w:r>
+          </w:p>
+        </w:tc>
+        <w:tc>
+          <w:tcPr>
+            <w:tcW w:type="dxa" w:w="1872"/>
+            <w:vAlign w:val="top"/>
+          </w:tcPr>
+          <w:p>
+            <w:pPr>
+              <w:spacing w:before="0" w:after="0" w:line="264" w:lineRule="auto"/>
+            </w:pPr>
+            <w:r>
+              <w:rPr>
+                <w:rFonts w:ascii="Arial Unicode MS" w:hAnsi="Arial Unicode MS" w:eastAsia="Arial Unicode MS" w:cs="Arial Unicode MS"/>
+                <w:b w:val="0"/>
+                <w:i w:val="0"/>
+                <w:sz w:val="18"/>
+              </w:rPr>
+              <w:t>役員報酬、重要な報酬制度変更は取締役会決議</w:t>
             </w:r>
           </w:p>
         </w:tc>
@@ -1589,7 +2231,7 @@
                 <w:i w:val="0"/>
                 <w:sz w:val="18"/>
               </w:rPr>
-              <w:t>起案</w:t>
+              <w:t>管理部</w:t>
             </w:r>
           </w:p>
         </w:tc>
@@ -1609,7 +2251,7 @@
                 <w:i w:val="0"/>
                 <w:sz w:val="18"/>
               </w:rPr>
-              <w:t>出水又は管理本部が確認</w:t>
+              <w:t>管理部が条件、資金繰り、返済計画を確認</w:t>
             </w:r>
           </w:p>
         </w:tc>
@@ -1649,7 +2291,7 @@
                 <w:i w:val="0"/>
                 <w:sz w:val="18"/>
               </w:rPr>
-              <w:t>原則決議</w:t>
+              <w:t>原則として取締役会決議</w:t>
             </w:r>
           </w:p>
         </w:tc>
@@ -1691,7 +2333,7 @@
                 <w:i w:val="0"/>
                 <w:sz w:val="18"/>
               </w:rPr>
-              <w:t>起案</w:t>
+              <w:t>担当者又は管理部</w:t>
             </w:r>
           </w:p>
         </w:tc>
@@ -1751,7 +2393,7 @@
                 <w:i w:val="0"/>
                 <w:sz w:val="18"/>
               </w:rPr>
-              <w:t>重要又は多額の場合</w:t>
+              <w:t>重要又は多額の場合は報告</w:t>
             </w:r>
           </w:p>
         </w:tc>
@@ -1773,7 +2415,7 @@
                 <w:i w:val="0"/>
                 <w:sz w:val="18"/>
               </w:rPr>
-              <w:t>資金移動</w:t>
+              <w:t>口座開設、資金移動、金融機関取引</w:t>
             </w:r>
           </w:p>
         </w:tc>
@@ -1793,7 +2435,7 @@
                 <w:i w:val="0"/>
                 <w:sz w:val="18"/>
               </w:rPr>
-              <w:t>起案</w:t>
+              <w:t>管理部</w:t>
             </w:r>
           </w:p>
         </w:tc>
@@ -1853,7 +2495,7 @@
                 <w:i w:val="0"/>
                 <w:sz w:val="18"/>
               </w:rPr>
-              <w:t>重要又は多額の場合</w:t>
+              <w:t>重要又は多額の場合は取締役会に付議又は報告</w:t>
             </w:r>
           </w:p>
         </w:tc>
@@ -1875,7 +2517,7 @@
                 <w:i w:val="0"/>
                 <w:sz w:val="18"/>
               </w:rPr>
-              <w:t>予算外支出</w:t>
+              <w:t>固定資産、PC、システム、SaaSの取得</w:t>
             </w:r>
           </w:p>
         </w:tc>
@@ -1895,7 +2537,7 @@
                 <w:i w:val="0"/>
                 <w:sz w:val="18"/>
               </w:rPr>
-              <w:t>起案</w:t>
+              <w:t>担当者又は部門責任者</w:t>
             </w:r>
           </w:p>
         </w:tc>
@@ -1915,7 +2557,7 @@
                 <w:i w:val="0"/>
                 <w:sz w:val="18"/>
               </w:rPr>
-              <w:t>出水又は管理本部が確認</w:t>
+              <w:t>管理部が予算、情報管理、資産計上要否を確認</w:t>
             </w:r>
           </w:p>
         </w:tc>
@@ -1955,7 +2597,7 @@
                 <w:i w:val="0"/>
                 <w:sz w:val="18"/>
               </w:rPr>
-              <w:t>重要又は多額の場合</w:t>
+              <w:t>100万円以上又は重要システムは取締役会に付議又は報告</w:t>
             </w:r>
           </w:p>
         </w:tc>
@@ -1977,7 +2619,7 @@
                 <w:i w:val="0"/>
                 <w:sz w:val="18"/>
               </w:rPr>
-              <w:t>関連当事者取引</w:t>
+              <w:t>関連当事者取引、利益相反取引、競業取引</w:t>
             </w:r>
           </w:p>
         </w:tc>
@@ -1997,7 +2639,7 @@
                 <w:i w:val="0"/>
                 <w:sz w:val="18"/>
               </w:rPr>
-              <w:t>起案</w:t>
+              <w:t>担当者又は該当役職員</w:t>
             </w:r>
           </w:p>
         </w:tc>
@@ -2017,7 +2659,7 @@
                 <w:i w:val="0"/>
                 <w:sz w:val="18"/>
               </w:rPr>
-              <w:t>確認</w:t>
+              <w:t>管理部が関連当事者該当性と取引条件を確認</w:t>
             </w:r>
           </w:p>
         </w:tc>
@@ -2037,7 +2679,7 @@
                 <w:i w:val="0"/>
                 <w:sz w:val="18"/>
               </w:rPr>
-              <w:t>事前確認</w:t>
+              <w:t>伊藤翔が事前確認</w:t>
             </w:r>
           </w:p>
         </w:tc>
@@ -2057,7 +2699,7 @@
                 <w:i w:val="0"/>
                 <w:sz w:val="18"/>
               </w:rPr>
-              <w:t>原則決議</w:t>
+              <w:t>原則として取締役会決議</w:t>
             </w:r>
           </w:p>
         </w:tc>
@@ -2090,21 +2732,6 @@
           <w:i w:val="0"/>
         </w:rPr>
         <w:t>部門長、経理責任者の有無</w:t>
-      </w:r>
-    </w:p>
-    <w:p>
-      <w:pPr>
-        <w:pStyle w:val="ListBullet"/>
-        <w:spacing w:before="0" w:after="160" w:line="280" w:lineRule="auto"/>
-        <w:ind w:left="720" w:hanging="360"/>
-      </w:pPr>
-      <w:r>
-        <w:rPr>
-          <w:rFonts w:ascii="Arial Unicode MS" w:hAnsi="Arial Unicode MS" w:eastAsia="Arial Unicode MS" w:cs="Arial Unicode MS"/>
-          <w:b w:val="0"/>
-          <w:i w:val="0"/>
-        </w:rPr>
-        <w:t>金額基準は、まず10万円以上を代表取締役承認とする</w:t>
       </w:r>
     </w:p>
     <w:p>
@@ -2238,6 +2865,36 @@
           <w:i w:val="0"/>
         </w:rPr>
         <w:t>経理実務は伊藤翔及び柿塚が担当する。</w:t>
+      </w:r>
+    </w:p>
+    <w:p>
+      <w:pPr>
+        <w:pStyle w:val="ListBullet"/>
+        <w:spacing w:before="0" w:after="160" w:line="280" w:lineRule="auto"/>
+        <w:ind w:left="720" w:hanging="360"/>
+      </w:pPr>
+      <w:r>
+        <w:rPr>
+          <w:rFonts w:ascii="Arial Unicode MS" w:hAnsi="Arial Unicode MS" w:eastAsia="Arial Unicode MS" w:cs="Arial Unicode MS"/>
+          <w:b w:val="0"/>
+          <w:i w:val="0"/>
+        </w:rPr>
+        <w:t>稟議及び承認の証跡は、当面はNotion、マネーフォワード、関連資料へのリンクにより管理する。</w:t>
+      </w:r>
+    </w:p>
+    <w:p>
+      <w:pPr>
+        <w:pStyle w:val="ListBullet"/>
+        <w:spacing w:before="0" w:after="160" w:line="280" w:lineRule="auto"/>
+        <w:ind w:left="720" w:hanging="360"/>
+      </w:pPr>
+      <w:r>
+        <w:rPr>
+          <w:rFonts w:ascii="Arial Unicode MS" w:hAnsi="Arial Unicode MS" w:eastAsia="Arial Unicode MS" w:cs="Arial Unicode MS"/>
+          <w:b w:val="0"/>
+          <w:i w:val="0"/>
+        </w:rPr>
+        <w:t>金額基準は、10万円以上を代表取締役承認、50万円以上を経営会議又は取締役会報告、100万円以上を原則取締役会決議とする。</w:t>
       </w:r>
     </w:p>
     <w:sectPr>

--- a/02_Word規程ドラフト/職務権限規程_ドラフト.docx
+++ b/02_Word規程ドラフト/職務権限規程_ドラフト.docx
@@ -2751,51 +2751,6 @@
     </w:p>
     <w:p>
       <w:pPr>
-        <w:pStyle w:val="ListBullet"/>
-        <w:spacing w:before="0" w:after="160" w:line="280" w:lineRule="auto"/>
-        <w:ind w:left="720" w:hanging="360"/>
-      </w:pPr>
-      <w:r>
-        <w:rPr>
-          <w:rFonts w:ascii="Arial Unicode MS" w:hAnsi="Arial Unicode MS" w:eastAsia="Arial Unicode MS" w:cs="Arial Unicode MS"/>
-          <w:b w:val="0"/>
-          <w:i w:val="0"/>
-        </w:rPr>
-        <w:t>マネーフォワード上の承認者は伊藤翔</w:t>
-      </w:r>
-    </w:p>
-    <w:p>
-      <w:pPr>
-        <w:pStyle w:val="ListBullet"/>
-        <w:spacing w:before="0" w:after="160" w:line="280" w:lineRule="auto"/>
-        <w:ind w:left="720" w:hanging="360"/>
-      </w:pPr>
-      <w:r>
-        <w:rPr>
-          <w:rFonts w:ascii="Arial Unicode MS" w:hAnsi="Arial Unicode MS" w:eastAsia="Arial Unicode MS" w:cs="Arial Unicode MS"/>
-          <w:b w:val="0"/>
-          <w:i w:val="0"/>
-        </w:rPr>
-        <w:t>契約締結前の確認者は塚原</w:t>
-      </w:r>
-    </w:p>
-    <w:p>
-      <w:pPr>
-        <w:pStyle w:val="ListBullet"/>
-        <w:spacing w:before="0" w:after="160" w:line="280" w:lineRule="auto"/>
-        <w:ind w:left="720" w:hanging="360"/>
-      </w:pPr>
-      <w:r>
-        <w:rPr>
-          <w:rFonts w:ascii="Arial Unicode MS" w:hAnsi="Arial Unicode MS" w:eastAsia="Arial Unicode MS" w:cs="Arial Unicode MS"/>
-          <w:b w:val="0"/>
-          <w:i w:val="0"/>
-        </w:rPr>
-        <w:t>支払承認とインターネットバンキング権限は伊藤翔</w:t>
-      </w:r>
-    </w:p>
-    <w:p>
-      <w:pPr>
         <w:pStyle w:val="Heading1"/>
       </w:pPr>
       <w:r>
@@ -2895,6 +2850,66 @@
           <w:i w:val="0"/>
         </w:rPr>
         <w:t>金額基準は、10万円以上を代表取締役承認、50万円以上を経営会議又は取締役会報告、100万円以上を原則取締役会決議とする。</w:t>
+      </w:r>
+    </w:p>
+    <w:p>
+      <w:pPr>
+        <w:pStyle w:val="ListBullet"/>
+        <w:spacing w:before="0" w:after="160" w:line="280" w:lineRule="auto"/>
+        <w:ind w:left="720" w:hanging="360"/>
+      </w:pPr>
+      <w:r>
+        <w:rPr>
+          <w:rFonts w:ascii="Arial Unicode MS" w:hAnsi="Arial Unicode MS" w:eastAsia="Arial Unicode MS" w:cs="Arial Unicode MS"/>
+          <w:b w:val="0"/>
+          <w:i w:val="0"/>
+        </w:rPr>
+        <w:t>稟議はNotionで運用開始し、稟議書様式はGoogleドキュメントで作成する。</w:t>
+      </w:r>
+    </w:p>
+    <w:p>
+      <w:pPr>
+        <w:pStyle w:val="ListBullet"/>
+        <w:spacing w:before="0" w:after="160" w:line="280" w:lineRule="auto"/>
+        <w:ind w:left="720" w:hanging="360"/>
+      </w:pPr>
+      <w:r>
+        <w:rPr>
+          <w:rFonts w:ascii="Arial Unicode MS" w:hAnsi="Arial Unicode MS" w:eastAsia="Arial Unicode MS" w:cs="Arial Unicode MS"/>
+          <w:b w:val="0"/>
+          <w:i w:val="0"/>
+        </w:rPr>
+        <w:t>契約締結前の確認者は塚原、最終承認及び押印又は電子署名は伊藤翔とする。</w:t>
+      </w:r>
+    </w:p>
+    <w:p>
+      <w:pPr>
+        <w:pStyle w:val="ListBullet"/>
+        <w:spacing w:before="0" w:after="160" w:line="280" w:lineRule="auto"/>
+        <w:ind w:left="720" w:hanging="360"/>
+      </w:pPr>
+      <w:r>
+        <w:rPr>
+          <w:rFonts w:ascii="Arial Unicode MS" w:hAnsi="Arial Unicode MS" w:eastAsia="Arial Unicode MS" w:cs="Arial Unicode MS"/>
+          <w:b w:val="0"/>
+          <w:i w:val="0"/>
+        </w:rPr>
+        <w:t>支払、銀行振込、資金移動、発注及び採用の最終承認者は伊藤翔とする。</w:t>
+      </w:r>
+    </w:p>
+    <w:p>
+      <w:pPr>
+        <w:pStyle w:val="ListBullet"/>
+        <w:spacing w:before="0" w:after="160" w:line="280" w:lineRule="auto"/>
+        <w:ind w:left="720" w:hanging="360"/>
+      </w:pPr>
+      <w:r>
+        <w:rPr>
+          <w:rFonts w:ascii="Arial Unicode MS" w:hAnsi="Arial Unicode MS" w:eastAsia="Arial Unicode MS" w:cs="Arial Unicode MS"/>
+          <w:b w:val="0"/>
+          <w:i w:val="0"/>
+        </w:rPr>
+        <w:t>取締役会への上程基準は、100万円以上の重要支出、重要契約、重要外注、借入、投資その他重要事項を原則とする。</w:t>
       </w:r>
     </w:p>
     <w:sectPr>

--- a/02_Word規程ドラフト/職務権限規程_ドラフト.docx
+++ b/02_Word規程ドラフト/職務権限規程_ドラフト.docx
@@ -1639,7 +1639,7 @@
                 <w:i w:val="0"/>
                 <w:sz w:val="18"/>
               </w:rPr>
-              <w:t>塚原が契約内容を確認し、必要に応じ管理部が確認</w:t>
+              <w:t>管理部が主管し、塚原（業務委託）が契約内容の確認を支援</w:t>
             </w:r>
           </w:p>
         </w:tc>
@@ -1945,7 +1945,7 @@
                 <w:i w:val="0"/>
                 <w:sz w:val="18"/>
               </w:rPr>
-              <w:t>管理部及び塚原が契約、成果物、情報管理を確認</w:t>
+              <w:t>管理部が契約、成果物、情報管理を確認し、必要に応じ塚原（業務委託）が契約確認を支援</w:t>
             </w:r>
           </w:p>
         </w:tc>
@@ -2879,7 +2879,7 @@
           <w:b w:val="0"/>
           <w:i w:val="0"/>
         </w:rPr>
-        <w:t>契約締結前の確認者は塚原、最終承認及び押印又は電子署名は伊藤翔とする。</w:t>
+        <w:t>契約締結前の確認は管理部が主管し、塚原（業務委託）が契約内容の確認を支援する。最終承認及び押印又は電子署名は伊藤翔とする。</w:t>
       </w:r>
     </w:p>
     <w:p>
